--- a/docs/entrega_u1/editables/8_Ficha_Proyecto.docx
+++ b/docs/entrega_u1/editables/8_Ficha_Proyecto.docx
@@ -77,7 +77,7 @@
           </w:tcPr>
           <w:p>
             <w:r>
-              <w:t>Integrantes</w:t>
+              <w:t>Integrantes y roles propuestos</w:t>
             </w:r>
           </w:p>
         </w:tc>
@@ -87,7 +87,7 @@
           </w:tcPr>
           <w:p>
             <w:r>
-              <w:t>Max William Medina Castro; Neil Angelo Hiyo Juarez Anderson; Allcca Mauycalla (nombre completo y roles por confirmar)</w:t>
+              <w:t>Max William Medina Castro — programación e integración; Neil Angelo Hiyo Juarez Anderson — diseño pedagógico y pruebas; Allcca Mauycalla [nombre completo pendiente] — arte e interfaz. Roles sugeridos para organizar la exposición; el equipo debe confirmarlos.</w:t>
             </w:r>
           </w:p>
         </w:tc>
@@ -12353,6 +12353,16 @@
         <w:shd w:val="clear" w:color="auto" w:fill="FBCAA2" w:themeFill="accent6" w:themeFillTint="7F"/>
       </w:tcPr>
     </w:tblStylePr>
+  </w:style>
+  <w:style w:type="paragraph" w:customStyle="1" w:styleId="Code">
+    <w:name w:val="Code"/>
+    <w:pPr>
+      <w:spacing w:after="120" w:line="252" w:lineRule="auto"/>
+    </w:pPr>
+    <w:rPr>
+      <w:rFonts w:ascii="Consolas" w:hAnsi="Consolas"/>
+      <w:sz w:val="17"/>
+    </w:rPr>
   </w:style>
 </w:styles>
 </file>
